--- a/por/docx/30.content.docx
+++ b/por/docx/30.content.docx
@@ -292,19 +292,7 @@
         <w:rPr>
           <w:lang w:val="pt_PT" w:bidi="pt_PT"/>
         </w:rPr>
-        <w:t xml:space="preserve"> usando uma palavra hebraica diferente (boqer, que significa “pastor”; veja </w:t>
-      </w:r>
-      <w:r>
-        <w:rPr>
-          <w:lang w:val="pt_PT" w:bidi="pt_PT"/>
-        </w:rPr>
-        <w:t>Introdução ao Livro de Amós</w:t>
-      </w:r>
-      <w:r>
-        <w:rPr>
-          <w:lang w:val="pt_PT" w:bidi="pt_PT"/>
-        </w:rPr>
-        <w:t xml:space="preserve">, “O Profeta Amós”). Amós não era um profeta profissional servindo à corte ou ao Templo. • Amós recebeu esta mensagem em visões — ou seja, por revelação divina (veja </w:t>
+        <w:t xml:space="preserve"> usando uma palavra hebraica diferente (boqer, que significa “pastor”; veja Introdução ao Livro de Amós, “O Profeta Amós”). Amós não era um profeta profissional servindo à corte ou ao Templo. • Amós recebeu esta mensagem em visões — ou seja, por revelação divina (veja </w:t>
       </w:r>
       <w:r>
         <w:rPr>
@@ -8994,19 +8982,7 @@
         <w:rPr>
           <w:lang w:val="pt_PT" w:bidi="pt_PT"/>
         </w:rPr>
-        <w:t xml:space="preserve"> e não é encontrada em outro lugar no Antigo Testamento. Está relacionada a uma palavra para gado, sugerindo que Amós pode ter criado gado como criador ou pastor (veja </w:t>
-      </w:r>
-      <w:r>
-        <w:rPr>
-          <w:lang w:val="pt_PT" w:bidi="pt_PT"/>
-        </w:rPr>
-        <w:t>Introdução ao Livro de Amós</w:t>
-      </w:r>
-      <w:r>
-        <w:rPr>
-          <w:lang w:val="pt_PT" w:bidi="pt_PT"/>
-        </w:rPr>
-        <w:t>, “O Profeta Amós”). • O figo-sicômoro era colhido para alimentação de gado.</w:t>
+        <w:t xml:space="preserve"> e não é encontrada em outro lugar no Antigo Testamento. Está relacionada a uma palavra para gado, sugerindo que Amós pode ter criado gado como criador ou pastor (veja Introdução ao Livro de Amós, “O Profeta Amós”). • O figo-sicômoro era colhido para alimentação de gado.</w:t>
       </w:r>
       <w:r>
         <w:rPr>
